--- a/dokumentacio-2025-2026-alap.docx
+++ b/dokumentacio-2025-2026-alap.docx
@@ -117,20 +117,74 @@
           <w:b/>
           <w:sz w:val="44"/>
         </w:rPr>
-        <w:t>Savanyú Vivien, Nánássy Hunor Zalán, Németh Rajmond Ádám</w:t>
+        <w:t xml:space="preserve">Savanyú Vivien </w:t>
       </w:r>
     </w:p>
     <w:p>
       <w:pPr>
-        <w:spacing w:before="1080" w:after="100" w:afterAutospacing="1"/>
+        <w:spacing w:after="272"/>
         <w:jc w:val="center"/>
-      </w:pPr>
-      <w:r>
         <w:rPr>
           <w:rFonts w:ascii="Arial" w:eastAsia="Arial" w:hAnsi="Arial" w:cs="Arial"/>
           <w:b/>
           <w:sz w:val="44"/>
         </w:rPr>
+      </w:pPr>
+      <w:proofErr w:type="spellStart"/>
+      <w:r>
+        <w:rPr>
+          <w:rFonts w:ascii="Arial" w:eastAsia="Arial" w:hAnsi="Arial" w:cs="Arial"/>
+          <w:b/>
+          <w:sz w:val="44"/>
+        </w:rPr>
+        <w:t>Nánássy</w:t>
+      </w:r>
+      <w:proofErr w:type="spellEnd"/>
+      <w:r>
+        <w:rPr>
+          <w:rFonts w:ascii="Arial" w:eastAsia="Arial" w:hAnsi="Arial" w:cs="Arial"/>
+          <w:b/>
+          <w:sz w:val="44"/>
+        </w:rPr>
+        <w:t xml:space="preserve"> Hunor Zalán</w:t>
+      </w:r>
+    </w:p>
+    <w:p>
+      <w:pPr>
+        <w:spacing w:after="272"/>
+        <w:jc w:val="center"/>
+        <w:rPr>
+          <w:rFonts w:ascii="Arial" w:eastAsia="Arial" w:hAnsi="Arial" w:cs="Arial"/>
+          <w:b/>
+          <w:sz w:val="44"/>
+        </w:rPr>
+      </w:pPr>
+      <w:r>
+        <w:rPr>
+          <w:rFonts w:ascii="Arial" w:eastAsia="Arial" w:hAnsi="Arial" w:cs="Arial"/>
+          <w:b/>
+          <w:sz w:val="44"/>
+        </w:rPr>
+        <w:t>Németh Rajmond Ádám</w:t>
+      </w:r>
+    </w:p>
+    <w:p>
+      <w:pPr>
+        <w:spacing w:after="272"/>
+        <w:jc w:val="center"/>
+        <w:rPr>
+          <w:rFonts w:ascii="Arial" w:eastAsia="Arial" w:hAnsi="Arial" w:cs="Arial"/>
+          <w:b/>
+          <w:sz w:val="44"/>
+        </w:rPr>
+      </w:pPr>
+      <w:r>
+        <w:rPr>
+          <w:rFonts w:ascii="Arial" w:eastAsia="Arial" w:hAnsi="Arial" w:cs="Arial"/>
+          <w:b/>
+          <w:sz w:val="44"/>
+        </w:rPr>
+        <w:lastRenderedPageBreak/>
         <w:t>202</w:t>
       </w:r>
       <w:r>
@@ -296,6 +350,7 @@
           <w:szCs w:val="28"/>
         </w:rPr>
       </w:pPr>
+      <w:proofErr w:type="spellStart"/>
       <w:r>
         <w:rPr>
           <w:rFonts w:ascii="Arial" w:eastAsia="Arial" w:hAnsi="Arial" w:cs="Arial"/>
@@ -306,6 +361,7 @@
         </w:rPr>
         <w:t>PonTH</w:t>
       </w:r>
+      <w:proofErr w:type="spellEnd"/>
     </w:p>
     <w:tbl>
       <w:tblPr>
@@ -423,13 +479,23 @@
               </w:rPr>
               <w:tab/>
             </w:r>
+            <w:proofErr w:type="spellStart"/>
             <w:r>
               <w:rPr>
                 <w:rFonts w:ascii="Arial" w:eastAsia="Arial" w:hAnsi="Arial" w:cs="Arial"/>
                 <w:sz w:val="24"/>
                 <w:szCs w:val="24"/>
               </w:rPr>
-              <w:t>Nánássy Hunor Zalán</w:t>
+              <w:t>Nánássy</w:t>
+            </w:r>
+            <w:proofErr w:type="spellEnd"/>
+            <w:r>
+              <w:rPr>
+                <w:rFonts w:ascii="Arial" w:eastAsia="Arial" w:hAnsi="Arial" w:cs="Arial"/>
+                <w:sz w:val="24"/>
+                <w:szCs w:val="24"/>
+              </w:rPr>
+              <w:t xml:space="preserve"> Hunor Zalán</w:t>
             </w:r>
           </w:p>
           <w:p>
@@ -791,13 +857,23 @@
                 <w:szCs w:val="24"/>
               </w:rPr>
             </w:pPr>
+            <w:proofErr w:type="spellStart"/>
             <w:r>
               <w:rPr>
                 <w:rFonts w:ascii="Arial" w:eastAsia="Arial" w:hAnsi="Arial" w:cs="Arial"/>
                 <w:sz w:val="24"/>
                 <w:szCs w:val="24"/>
               </w:rPr>
-              <w:t>Nánássy Hunor Zalán</w:t>
+              <w:t>Nánássy</w:t>
+            </w:r>
+            <w:proofErr w:type="spellEnd"/>
+            <w:r>
+              <w:rPr>
+                <w:rFonts w:ascii="Arial" w:eastAsia="Arial" w:hAnsi="Arial" w:cs="Arial"/>
+                <w:sz w:val="24"/>
+                <w:szCs w:val="24"/>
+              </w:rPr>
+              <w:t xml:space="preserve"> Hunor Zalán</w:t>
             </w:r>
           </w:p>
         </w:tc>
@@ -946,83 +1022,71 @@
           <w:sz w:val="24"/>
           <w:szCs w:val="24"/>
         </w:rPr>
-        <w:t>Savanyú Vivien</w:t>
+        <w:t xml:space="preserve">Savanyú Vivien </w:t>
       </w:r>
+      <w:proofErr w:type="spellStart"/>
       <w:r>
         <w:rPr>
           <w:rFonts w:ascii="Arial" w:eastAsia="Arial" w:hAnsi="Arial" w:cs="Arial"/>
           <w:sz w:val="24"/>
           <w:szCs w:val="24"/>
         </w:rPr>
-        <w:t xml:space="preserve"> </w:t>
+        <w:t>Nánássy</w:t>
       </w:r>
+      <w:proofErr w:type="spellEnd"/>
       <w:r>
         <w:rPr>
           <w:rFonts w:ascii="Arial" w:eastAsia="Arial" w:hAnsi="Arial" w:cs="Arial"/>
           <w:sz w:val="24"/>
           <w:szCs w:val="24"/>
         </w:rPr>
-        <w:t>Nánássy Hunor Zalán</w:t>
+        <w:t xml:space="preserve"> Hunor Zalán Németh Rajmond Ádám</w:t>
       </w:r>
-      <w:r>
+    </w:p>
+    <w:p>
+      <w:pPr>
+        <w:spacing w:after="18" w:line="396" w:lineRule="auto"/>
+        <w:ind w:right="1545"/>
         <w:rPr>
           <w:rFonts w:ascii="Arial" w:eastAsia="Arial" w:hAnsi="Arial" w:cs="Arial"/>
           <w:sz w:val="24"/>
           <w:szCs w:val="24"/>
         </w:rPr>
-        <w:t xml:space="preserve"> </w:t>
-      </w:r>
+      </w:pPr>
       <w:r>
         <w:rPr>
           <w:rFonts w:ascii="Arial" w:eastAsia="Arial" w:hAnsi="Arial" w:cs="Arial"/>
           <w:sz w:val="24"/>
           <w:szCs w:val="24"/>
         </w:rPr>
-        <w:t>Németh Rajmond Ádám</w:t>
+        <w:t xml:space="preserve">Vizsgaremek </w:t>
       </w:r>
-    </w:p>
-    <w:p>
-      <w:pPr>
-        <w:spacing w:after="18" w:line="396" w:lineRule="auto"/>
-        <w:ind w:right="1545"/>
+      <w:r>
         <w:rPr>
           <w:rFonts w:ascii="Arial" w:eastAsia="Arial" w:hAnsi="Arial" w:cs="Arial"/>
           <w:sz w:val="24"/>
           <w:szCs w:val="24"/>
         </w:rPr>
-      </w:pPr>
+        <w:t>címe:</w:t>
+      </w:r>
       <w:r>
         <w:rPr>
           <w:rFonts w:ascii="Arial" w:eastAsia="Arial" w:hAnsi="Arial" w:cs="Arial"/>
           <w:sz w:val="24"/>
           <w:szCs w:val="24"/>
         </w:rPr>
-        <w:t xml:space="preserve">Vizsgaremek </w:t>
+        <w:t xml:space="preserve"> </w:t>
       </w:r>
+      <w:proofErr w:type="spellStart"/>
       <w:r>
         <w:rPr>
           <w:rFonts w:ascii="Arial" w:eastAsia="Arial" w:hAnsi="Arial" w:cs="Arial"/>
           <w:sz w:val="24"/>
           <w:szCs w:val="24"/>
         </w:rPr>
-        <w:t>címe:</w:t>
-      </w:r>
-      <w:r>
-        <w:rPr>
-          <w:rFonts w:ascii="Arial" w:eastAsia="Arial" w:hAnsi="Arial" w:cs="Arial"/>
-          <w:sz w:val="24"/>
-          <w:szCs w:val="24"/>
-        </w:rPr>
-        <w:t xml:space="preserve"> </w:t>
-      </w:r>
-      <w:r>
-        <w:rPr>
-          <w:rFonts w:ascii="Arial" w:eastAsia="Arial" w:hAnsi="Arial" w:cs="Arial"/>
-          <w:sz w:val="24"/>
-          <w:szCs w:val="24"/>
-        </w:rPr>
         <w:t>PonTH</w:t>
       </w:r>
+      <w:proofErr w:type="spellEnd"/>
     </w:p>
     <w:p>
       <w:pPr>
@@ -1064,7 +1128,7 @@
           <w:sz w:val="24"/>
           <w:szCs w:val="28"/>
         </w:rPr>
-        <w:t>???</w:t>
+        <w:t>Vendégprofil létrehozása és kezelése (regisztráció, bejelentkezés)</w:t>
       </w:r>
     </w:p>
     <w:p>
@@ -1075,7 +1139,6 @@
           <w:numId w:val="2"/>
         </w:numPr>
         <w:spacing w:before="80" w:after="80"/>
-        <w:ind w:left="714" w:hanging="357"/>
         <w:jc w:val="both"/>
         <w:rPr>
           <w:rFonts w:ascii="Arial" w:hAnsi="Arial" w:cs="Arial"/>
@@ -1089,7 +1152,7 @@
           <w:sz w:val="24"/>
           <w:szCs w:val="28"/>
         </w:rPr>
-        <w:t>???</w:t>
+        <w:t>Asztalfoglalás és QR kód alapú asztal azonosítás</w:t>
       </w:r>
     </w:p>
     <w:p>
@@ -1100,7 +1163,6 @@
           <w:numId w:val="2"/>
         </w:numPr>
         <w:spacing w:before="80" w:after="80"/>
-        <w:ind w:left="714" w:hanging="357"/>
         <w:jc w:val="both"/>
         <w:rPr>
           <w:rFonts w:ascii="Arial" w:hAnsi="Arial" w:cs="Arial"/>
@@ -1114,8 +1176,18 @@
           <w:sz w:val="24"/>
           <w:szCs w:val="28"/>
         </w:rPr>
-        <w:t>???</w:t>
+        <w:t xml:space="preserve">Egyedi koktélok készítése és meglévők </w:t>
       </w:r>
+      <w:proofErr w:type="spellStart"/>
+      <w:r>
+        <w:rPr>
+          <w:rFonts w:ascii="Arial" w:hAnsi="Arial" w:cs="Arial"/>
+          <w:sz w:val="24"/>
+          <w:szCs w:val="28"/>
+        </w:rPr>
+        <w:t>testreszabása</w:t>
+      </w:r>
+      <w:proofErr w:type="spellEnd"/>
     </w:p>
     <w:p>
       <w:pPr>
@@ -1125,7 +1197,6 @@
           <w:numId w:val="2"/>
         </w:numPr>
         <w:spacing w:before="80" w:after="80"/>
-        <w:ind w:left="714" w:hanging="357"/>
         <w:jc w:val="both"/>
         <w:rPr>
           <w:rFonts w:ascii="Arial" w:hAnsi="Arial" w:cs="Arial"/>
@@ -1139,7 +1210,7 @@
           <w:sz w:val="24"/>
           <w:szCs w:val="28"/>
         </w:rPr>
-        <w:t>???</w:t>
+        <w:t>Rendelés leadása és menü böngészése telefonról</w:t>
       </w:r>
     </w:p>
     <w:p>
@@ -1150,7 +1221,6 @@
           <w:numId w:val="2"/>
         </w:numPr>
         <w:spacing w:before="80" w:after="80"/>
-        <w:ind w:left="714" w:hanging="357"/>
         <w:jc w:val="both"/>
         <w:rPr>
           <w:rFonts w:ascii="Arial" w:hAnsi="Arial" w:cs="Arial"/>
@@ -1158,13 +1228,23 @@
           <w:szCs w:val="28"/>
         </w:rPr>
       </w:pPr>
+      <w:proofErr w:type="spellStart"/>
       <w:r>
         <w:rPr>
           <w:rFonts w:ascii="Arial" w:hAnsi="Arial" w:cs="Arial"/>
           <w:sz w:val="24"/>
           <w:szCs w:val="28"/>
         </w:rPr>
-        <w:t>???</w:t>
+        <w:t>Számlakezelésés</w:t>
+      </w:r>
+      <w:proofErr w:type="spellEnd"/>
+      <w:r>
+        <w:rPr>
+          <w:rFonts w:ascii="Arial" w:hAnsi="Arial" w:cs="Arial"/>
+          <w:sz w:val="24"/>
+          <w:szCs w:val="28"/>
+        </w:rPr>
+        <w:t xml:space="preserve"> fizetés online vagy a fő gépen keresztül</w:t>
       </w:r>
     </w:p>
     <w:p>
@@ -1175,7 +1255,6 @@
           <w:numId w:val="2"/>
         </w:numPr>
         <w:spacing w:before="80" w:after="80"/>
-        <w:ind w:left="714" w:hanging="357"/>
         <w:jc w:val="both"/>
         <w:rPr>
           <w:rFonts w:ascii="Arial" w:hAnsi="Arial" w:cs="Arial"/>
@@ -1189,20 +1268,8 @@
           <w:sz w:val="24"/>
           <w:szCs w:val="28"/>
         </w:rPr>
-        <w:t>???</w:t>
+        <w:t>Pincérek részére asztalok, rendelések és foglalások nyomon követése</w:t>
       </w:r>
-    </w:p>
-    <w:p>
-      <w:pPr>
-        <w:spacing w:before="80" w:after="80"/>
-        <w:ind w:left="357"/>
-        <w:jc w:val="both"/>
-        <w:rPr>
-          <w:rFonts w:ascii="Arial" w:hAnsi="Arial" w:cs="Arial"/>
-          <w:sz w:val="24"/>
-          <w:szCs w:val="28"/>
-        </w:rPr>
-      </w:pPr>
     </w:p>
     <w:tbl>
       <w:tblPr>
@@ -3244,6 +3311,7 @@
       </w:r>
       <w:bookmarkEnd w:id="5"/>
     </w:p>
+    <w:p/>
     <w:p>
       <w:pPr>
         <w:spacing w:after="0"/>
@@ -4120,6 +4188,118 @@
     </w:lvl>
   </w:abstractNum>
   <w:abstractNum w:abstractNumId="3" w15:restartNumberingAfterBreak="0">
+    <w:nsid w:val="07B5569A"/>
+    <w:multiLevelType w:val="hybridMultilevel"/>
+    <w:tmpl w:val="51EA0976"/>
+    <w:lvl w:ilvl="0" w:tplc="1BC83F8C">
+      <w:numFmt w:val="bullet"/>
+      <w:lvlText w:val="•"/>
+      <w:lvlJc w:val="left"/>
+      <w:pPr>
+        <w:ind w:left="717" w:hanging="360"/>
+      </w:pPr>
+      <w:rPr>
+        <w:rFonts w:ascii="Arial" w:eastAsiaTheme="minorHAnsi" w:hAnsi="Arial" w:cs="Arial" w:hint="default"/>
+      </w:rPr>
+    </w:lvl>
+    <w:lvl w:ilvl="1" w:tplc="040E0003" w:tentative="1">
+      <w:start w:val="1"/>
+      <w:numFmt w:val="bullet"/>
+      <w:lvlText w:val="o"/>
+      <w:lvlJc w:val="left"/>
+      <w:pPr>
+        <w:ind w:left="1437" w:hanging="360"/>
+      </w:pPr>
+      <w:rPr>
+        <w:rFonts w:ascii="Courier New" w:hAnsi="Courier New" w:cs="Courier New" w:hint="default"/>
+      </w:rPr>
+    </w:lvl>
+    <w:lvl w:ilvl="2" w:tplc="040E0005" w:tentative="1">
+      <w:start w:val="1"/>
+      <w:numFmt w:val="bullet"/>
+      <w:lvlText w:val=""/>
+      <w:lvlJc w:val="left"/>
+      <w:pPr>
+        <w:ind w:left="2157" w:hanging="360"/>
+      </w:pPr>
+      <w:rPr>
+        <w:rFonts w:ascii="Wingdings" w:hAnsi="Wingdings" w:hint="default"/>
+      </w:rPr>
+    </w:lvl>
+    <w:lvl w:ilvl="3" w:tplc="040E0001" w:tentative="1">
+      <w:start w:val="1"/>
+      <w:numFmt w:val="bullet"/>
+      <w:lvlText w:val=""/>
+      <w:lvlJc w:val="left"/>
+      <w:pPr>
+        <w:ind w:left="2877" w:hanging="360"/>
+      </w:pPr>
+      <w:rPr>
+        <w:rFonts w:ascii="Symbol" w:hAnsi="Symbol" w:hint="default"/>
+      </w:rPr>
+    </w:lvl>
+    <w:lvl w:ilvl="4" w:tplc="040E0003" w:tentative="1">
+      <w:start w:val="1"/>
+      <w:numFmt w:val="bullet"/>
+      <w:lvlText w:val="o"/>
+      <w:lvlJc w:val="left"/>
+      <w:pPr>
+        <w:ind w:left="3597" w:hanging="360"/>
+      </w:pPr>
+      <w:rPr>
+        <w:rFonts w:ascii="Courier New" w:hAnsi="Courier New" w:cs="Courier New" w:hint="default"/>
+      </w:rPr>
+    </w:lvl>
+    <w:lvl w:ilvl="5" w:tplc="040E0005" w:tentative="1">
+      <w:start w:val="1"/>
+      <w:numFmt w:val="bullet"/>
+      <w:lvlText w:val=""/>
+      <w:lvlJc w:val="left"/>
+      <w:pPr>
+        <w:ind w:left="4317" w:hanging="360"/>
+      </w:pPr>
+      <w:rPr>
+        <w:rFonts w:ascii="Wingdings" w:hAnsi="Wingdings" w:hint="default"/>
+      </w:rPr>
+    </w:lvl>
+    <w:lvl w:ilvl="6" w:tplc="040E0001" w:tentative="1">
+      <w:start w:val="1"/>
+      <w:numFmt w:val="bullet"/>
+      <w:lvlText w:val=""/>
+      <w:lvlJc w:val="left"/>
+      <w:pPr>
+        <w:ind w:left="5037" w:hanging="360"/>
+      </w:pPr>
+      <w:rPr>
+        <w:rFonts w:ascii="Symbol" w:hAnsi="Symbol" w:hint="default"/>
+      </w:rPr>
+    </w:lvl>
+    <w:lvl w:ilvl="7" w:tplc="040E0003" w:tentative="1">
+      <w:start w:val="1"/>
+      <w:numFmt w:val="bullet"/>
+      <w:lvlText w:val="o"/>
+      <w:lvlJc w:val="left"/>
+      <w:pPr>
+        <w:ind w:left="5757" w:hanging="360"/>
+      </w:pPr>
+      <w:rPr>
+        <w:rFonts w:ascii="Courier New" w:hAnsi="Courier New" w:cs="Courier New" w:hint="default"/>
+      </w:rPr>
+    </w:lvl>
+    <w:lvl w:ilvl="8" w:tplc="040E0005" w:tentative="1">
+      <w:start w:val="1"/>
+      <w:numFmt w:val="bullet"/>
+      <w:lvlText w:val=""/>
+      <w:lvlJc w:val="left"/>
+      <w:pPr>
+        <w:ind w:left="6477" w:hanging="360"/>
+      </w:pPr>
+      <w:rPr>
+        <w:rFonts w:ascii="Wingdings" w:hAnsi="Wingdings" w:hint="default"/>
+      </w:rPr>
+    </w:lvl>
+  </w:abstractNum>
+  <w:abstractNum w:abstractNumId="4" w15:restartNumberingAfterBreak="0">
     <w:nsid w:val="08E73168"/>
     <w:multiLevelType w:val="multilevel"/>
     <w:tmpl w:val="040E0025"/>
@@ -4214,7 +4394,7 @@
       </w:pPr>
     </w:lvl>
   </w:abstractNum>
-  <w:abstractNum w:abstractNumId="4" w15:restartNumberingAfterBreak="0">
+  <w:abstractNum w:abstractNumId="5" w15:restartNumberingAfterBreak="0">
     <w:nsid w:val="0E7B37B3"/>
     <w:multiLevelType w:val="multilevel"/>
     <w:tmpl w:val="F99EA4BE"/>
@@ -4327,7 +4507,7 @@
       </w:rPr>
     </w:lvl>
   </w:abstractNum>
-  <w:abstractNum w:abstractNumId="5" w15:restartNumberingAfterBreak="0">
+  <w:abstractNum w:abstractNumId="6" w15:restartNumberingAfterBreak="0">
     <w:nsid w:val="11C14B24"/>
     <w:multiLevelType w:val="hybridMultilevel"/>
     <w:tmpl w:val="E34A39CA"/>
@@ -4440,10 +4620,10 @@
       </w:rPr>
     </w:lvl>
   </w:abstractNum>
-  <w:abstractNum w:abstractNumId="6" w15:restartNumberingAfterBreak="0">
+  <w:abstractNum w:abstractNumId="7" w15:restartNumberingAfterBreak="0">
     <w:nsid w:val="18471B28"/>
     <w:multiLevelType w:val="hybridMultilevel"/>
-    <w:tmpl w:val="09F8F090"/>
+    <w:tmpl w:val="E6ACE720"/>
     <w:lvl w:ilvl="0" w:tplc="040E0001">
       <w:start w:val="1"/>
       <w:numFmt w:val="bullet"/>
@@ -4553,7 +4733,7 @@
       </w:rPr>
     </w:lvl>
   </w:abstractNum>
-  <w:abstractNum w:abstractNumId="7" w15:restartNumberingAfterBreak="0">
+  <w:abstractNum w:abstractNumId="8" w15:restartNumberingAfterBreak="0">
     <w:nsid w:val="18EB320E"/>
     <w:multiLevelType w:val="hybridMultilevel"/>
     <w:tmpl w:val="09823D70"/>
@@ -4666,7 +4846,7 @@
       </w:rPr>
     </w:lvl>
   </w:abstractNum>
-  <w:abstractNum w:abstractNumId="8" w15:restartNumberingAfterBreak="0">
+  <w:abstractNum w:abstractNumId="9" w15:restartNumberingAfterBreak="0">
     <w:nsid w:val="1CD66AAD"/>
     <w:multiLevelType w:val="hybridMultilevel"/>
     <w:tmpl w:val="744027F0"/>
@@ -4779,7 +4959,7 @@
       </w:rPr>
     </w:lvl>
   </w:abstractNum>
-  <w:abstractNum w:abstractNumId="9" w15:restartNumberingAfterBreak="0">
+  <w:abstractNum w:abstractNumId="10" w15:restartNumberingAfterBreak="0">
     <w:nsid w:val="1E1130F1"/>
     <w:multiLevelType w:val="hybridMultilevel"/>
     <w:tmpl w:val="7C428F1A"/>
@@ -4892,7 +5072,7 @@
       </w:rPr>
     </w:lvl>
   </w:abstractNum>
-  <w:abstractNum w:abstractNumId="10" w15:restartNumberingAfterBreak="0">
+  <w:abstractNum w:abstractNumId="11" w15:restartNumberingAfterBreak="0">
     <w:nsid w:val="1F192698"/>
     <w:multiLevelType w:val="hybridMultilevel"/>
     <w:tmpl w:val="B7C47342"/>
@@ -5005,7 +5185,7 @@
       </w:rPr>
     </w:lvl>
   </w:abstractNum>
-  <w:abstractNum w:abstractNumId="11" w15:restartNumberingAfterBreak="0">
+  <w:abstractNum w:abstractNumId="12" w15:restartNumberingAfterBreak="0">
     <w:nsid w:val="1FF52291"/>
     <w:multiLevelType w:val="hybridMultilevel"/>
     <w:tmpl w:val="8AC40786"/>
@@ -5118,7 +5298,7 @@
       </w:rPr>
     </w:lvl>
   </w:abstractNum>
-  <w:abstractNum w:abstractNumId="12" w15:restartNumberingAfterBreak="0">
+  <w:abstractNum w:abstractNumId="13" w15:restartNumberingAfterBreak="0">
     <w:nsid w:val="211A2275"/>
     <w:multiLevelType w:val="multilevel"/>
     <w:tmpl w:val="040E001F"/>
@@ -5204,7 +5384,7 @@
       </w:pPr>
     </w:lvl>
   </w:abstractNum>
-  <w:abstractNum w:abstractNumId="13" w15:restartNumberingAfterBreak="0">
+  <w:abstractNum w:abstractNumId="14" w15:restartNumberingAfterBreak="0">
     <w:nsid w:val="288F2295"/>
     <w:multiLevelType w:val="hybridMultilevel"/>
     <w:tmpl w:val="BA9A5524"/>
@@ -5293,7 +5473,7 @@
       </w:pPr>
     </w:lvl>
   </w:abstractNum>
-  <w:abstractNum w:abstractNumId="14" w15:restartNumberingAfterBreak="0">
+  <w:abstractNum w:abstractNumId="15" w15:restartNumberingAfterBreak="0">
     <w:nsid w:val="2A095FE7"/>
     <w:multiLevelType w:val="hybridMultilevel"/>
     <w:tmpl w:val="C91CC8B0"/>
@@ -5406,7 +5586,7 @@
       </w:rPr>
     </w:lvl>
   </w:abstractNum>
-  <w:abstractNum w:abstractNumId="15" w15:restartNumberingAfterBreak="0">
+  <w:abstractNum w:abstractNumId="16" w15:restartNumberingAfterBreak="0">
     <w:nsid w:val="2E7B5C19"/>
     <w:multiLevelType w:val="hybridMultilevel"/>
     <w:tmpl w:val="E3165F56"/>
@@ -5519,7 +5699,7 @@
       </w:rPr>
     </w:lvl>
   </w:abstractNum>
-  <w:abstractNum w:abstractNumId="16" w15:restartNumberingAfterBreak="0">
+  <w:abstractNum w:abstractNumId="17" w15:restartNumberingAfterBreak="0">
     <w:nsid w:val="2F4411EC"/>
     <w:multiLevelType w:val="hybridMultilevel"/>
     <w:tmpl w:val="5C2C9DF2"/>
@@ -5632,7 +5812,7 @@
       </w:rPr>
     </w:lvl>
   </w:abstractNum>
-  <w:abstractNum w:abstractNumId="17" w15:restartNumberingAfterBreak="0">
+  <w:abstractNum w:abstractNumId="18" w15:restartNumberingAfterBreak="0">
     <w:nsid w:val="2F45191A"/>
     <w:multiLevelType w:val="hybridMultilevel"/>
     <w:tmpl w:val="57C6A654"/>
@@ -5745,7 +5925,7 @@
       </w:rPr>
     </w:lvl>
   </w:abstractNum>
-  <w:abstractNum w:abstractNumId="18" w15:restartNumberingAfterBreak="0">
+  <w:abstractNum w:abstractNumId="19" w15:restartNumberingAfterBreak="0">
     <w:nsid w:val="30171A50"/>
     <w:multiLevelType w:val="hybridMultilevel"/>
     <w:tmpl w:val="56B83706"/>
@@ -5858,7 +6038,7 @@
       </w:rPr>
     </w:lvl>
   </w:abstractNum>
-  <w:abstractNum w:abstractNumId="19" w15:restartNumberingAfterBreak="0">
+  <w:abstractNum w:abstractNumId="20" w15:restartNumberingAfterBreak="0">
     <w:nsid w:val="30A570D4"/>
     <w:multiLevelType w:val="hybridMultilevel"/>
     <w:tmpl w:val="AB48703A"/>
@@ -5947,7 +6127,7 @@
       </w:pPr>
     </w:lvl>
   </w:abstractNum>
-  <w:abstractNum w:abstractNumId="20" w15:restartNumberingAfterBreak="0">
+  <w:abstractNum w:abstractNumId="21" w15:restartNumberingAfterBreak="0">
     <w:nsid w:val="330922B1"/>
     <w:multiLevelType w:val="hybridMultilevel"/>
     <w:tmpl w:val="292253CC"/>
@@ -6060,7 +6240,7 @@
       </w:rPr>
     </w:lvl>
   </w:abstractNum>
-  <w:abstractNum w:abstractNumId="21" w15:restartNumberingAfterBreak="0">
+  <w:abstractNum w:abstractNumId="22" w15:restartNumberingAfterBreak="0">
     <w:nsid w:val="361B717D"/>
     <w:multiLevelType w:val="hybridMultilevel"/>
     <w:tmpl w:val="4EEE7E0A"/>
@@ -6173,7 +6353,7 @@
       </w:rPr>
     </w:lvl>
   </w:abstractNum>
-  <w:abstractNum w:abstractNumId="22" w15:restartNumberingAfterBreak="0">
+  <w:abstractNum w:abstractNumId="23" w15:restartNumberingAfterBreak="0">
     <w:nsid w:val="38141A09"/>
     <w:multiLevelType w:val="hybridMultilevel"/>
     <w:tmpl w:val="08C8572A"/>
@@ -6286,7 +6466,7 @@
       </w:rPr>
     </w:lvl>
   </w:abstractNum>
-  <w:abstractNum w:abstractNumId="23" w15:restartNumberingAfterBreak="0">
+  <w:abstractNum w:abstractNumId="24" w15:restartNumberingAfterBreak="0">
     <w:nsid w:val="3B1D0725"/>
     <w:multiLevelType w:val="hybridMultilevel"/>
     <w:tmpl w:val="6F3EF9BE"/>
@@ -6399,7 +6579,7 @@
       </w:rPr>
     </w:lvl>
   </w:abstractNum>
-  <w:abstractNum w:abstractNumId="24" w15:restartNumberingAfterBreak="0">
+  <w:abstractNum w:abstractNumId="25" w15:restartNumberingAfterBreak="0">
     <w:nsid w:val="41D009E5"/>
     <w:multiLevelType w:val="hybridMultilevel"/>
     <w:tmpl w:val="AF6C321A"/>
@@ -6512,7 +6692,7 @@
       </w:rPr>
     </w:lvl>
   </w:abstractNum>
-  <w:abstractNum w:abstractNumId="25" w15:restartNumberingAfterBreak="0">
+  <w:abstractNum w:abstractNumId="26" w15:restartNumberingAfterBreak="0">
     <w:nsid w:val="436530F9"/>
     <w:multiLevelType w:val="multilevel"/>
     <w:tmpl w:val="F64C8DC2"/>
@@ -6598,7 +6778,7 @@
       </w:pPr>
     </w:lvl>
   </w:abstractNum>
-  <w:abstractNum w:abstractNumId="26" w15:restartNumberingAfterBreak="0">
+  <w:abstractNum w:abstractNumId="27" w15:restartNumberingAfterBreak="0">
     <w:nsid w:val="52D174BF"/>
     <w:multiLevelType w:val="hybridMultilevel"/>
     <w:tmpl w:val="14707AB8"/>
@@ -6711,7 +6891,7 @@
       </w:rPr>
     </w:lvl>
   </w:abstractNum>
-  <w:abstractNum w:abstractNumId="27" w15:restartNumberingAfterBreak="0">
+  <w:abstractNum w:abstractNumId="28" w15:restartNumberingAfterBreak="0">
     <w:nsid w:val="541B4CAA"/>
     <w:multiLevelType w:val="hybridMultilevel"/>
     <w:tmpl w:val="BA96B396"/>
@@ -6824,7 +7004,7 @@
       </w:rPr>
     </w:lvl>
   </w:abstractNum>
-  <w:abstractNum w:abstractNumId="28" w15:restartNumberingAfterBreak="0">
+  <w:abstractNum w:abstractNumId="29" w15:restartNumberingAfterBreak="0">
     <w:nsid w:val="57297ECC"/>
     <w:multiLevelType w:val="hybridMultilevel"/>
     <w:tmpl w:val="51CA0CF0"/>
@@ -6937,7 +7117,7 @@
       </w:rPr>
     </w:lvl>
   </w:abstractNum>
-  <w:abstractNum w:abstractNumId="29" w15:restartNumberingAfterBreak="0">
+  <w:abstractNum w:abstractNumId="30" w15:restartNumberingAfterBreak="0">
     <w:nsid w:val="5D2F1AC4"/>
     <w:multiLevelType w:val="hybridMultilevel"/>
     <w:tmpl w:val="FF46A6C8"/>
@@ -7050,7 +7230,7 @@
       </w:rPr>
     </w:lvl>
   </w:abstractNum>
-  <w:abstractNum w:abstractNumId="30" w15:restartNumberingAfterBreak="0">
+  <w:abstractNum w:abstractNumId="31" w15:restartNumberingAfterBreak="0">
     <w:nsid w:val="6109530E"/>
     <w:multiLevelType w:val="hybridMultilevel"/>
     <w:tmpl w:val="F5649CB6"/>
@@ -7262,7 +7442,7 @@
       </w:rPr>
     </w:lvl>
   </w:abstractNum>
-  <w:abstractNum w:abstractNumId="31" w15:restartNumberingAfterBreak="0">
+  <w:abstractNum w:abstractNumId="32" w15:restartNumberingAfterBreak="0">
     <w:nsid w:val="64A02444"/>
     <w:multiLevelType w:val="hybridMultilevel"/>
     <w:tmpl w:val="F814CD80"/>
@@ -7375,7 +7555,7 @@
       </w:rPr>
     </w:lvl>
   </w:abstractNum>
-  <w:abstractNum w:abstractNumId="32" w15:restartNumberingAfterBreak="0">
+  <w:abstractNum w:abstractNumId="33" w15:restartNumberingAfterBreak="0">
     <w:nsid w:val="661D35EB"/>
     <w:multiLevelType w:val="hybridMultilevel"/>
     <w:tmpl w:val="91E8F78E"/>
@@ -7488,7 +7668,7 @@
       </w:rPr>
     </w:lvl>
   </w:abstractNum>
-  <w:abstractNum w:abstractNumId="33" w15:restartNumberingAfterBreak="0">
+  <w:abstractNum w:abstractNumId="34" w15:restartNumberingAfterBreak="0">
     <w:nsid w:val="66330532"/>
     <w:multiLevelType w:val="multilevel"/>
     <w:tmpl w:val="103AE114"/>
@@ -7601,7 +7781,7 @@
       </w:rPr>
     </w:lvl>
   </w:abstractNum>
-  <w:abstractNum w:abstractNumId="34" w15:restartNumberingAfterBreak="0">
+  <w:abstractNum w:abstractNumId="35" w15:restartNumberingAfterBreak="0">
     <w:nsid w:val="66673804"/>
     <w:multiLevelType w:val="hybridMultilevel"/>
     <w:tmpl w:val="4EE29B1E"/>
@@ -7714,7 +7894,7 @@
       </w:rPr>
     </w:lvl>
   </w:abstractNum>
-  <w:abstractNum w:abstractNumId="35" w15:restartNumberingAfterBreak="0">
+  <w:abstractNum w:abstractNumId="36" w15:restartNumberingAfterBreak="0">
     <w:nsid w:val="68153E90"/>
     <w:multiLevelType w:val="hybridMultilevel"/>
     <w:tmpl w:val="B2085678"/>
@@ -7827,7 +8007,7 @@
       </w:rPr>
     </w:lvl>
   </w:abstractNum>
-  <w:abstractNum w:abstractNumId="36" w15:restartNumberingAfterBreak="0">
+  <w:abstractNum w:abstractNumId="37" w15:restartNumberingAfterBreak="0">
     <w:nsid w:val="689B486F"/>
     <w:multiLevelType w:val="hybridMultilevel"/>
     <w:tmpl w:val="7E4EE6F4"/>
@@ -7940,7 +8120,7 @@
       </w:rPr>
     </w:lvl>
   </w:abstractNum>
-  <w:abstractNum w:abstractNumId="37" w15:restartNumberingAfterBreak="0">
+  <w:abstractNum w:abstractNumId="38" w15:restartNumberingAfterBreak="0">
     <w:nsid w:val="6FBF3A7C"/>
     <w:multiLevelType w:val="hybridMultilevel"/>
     <w:tmpl w:val="BDB08D04"/>
@@ -8053,7 +8233,7 @@
       </w:rPr>
     </w:lvl>
   </w:abstractNum>
-  <w:abstractNum w:abstractNumId="38" w15:restartNumberingAfterBreak="0">
+  <w:abstractNum w:abstractNumId="39" w15:restartNumberingAfterBreak="0">
     <w:nsid w:val="718539C4"/>
     <w:multiLevelType w:val="multilevel"/>
     <w:tmpl w:val="4BC63C76"/>
@@ -8163,7 +8343,7 @@
       </w:rPr>
     </w:lvl>
   </w:abstractNum>
-  <w:abstractNum w:abstractNumId="39" w15:restartNumberingAfterBreak="0">
+  <w:abstractNum w:abstractNumId="40" w15:restartNumberingAfterBreak="0">
     <w:nsid w:val="7566127D"/>
     <w:multiLevelType w:val="multilevel"/>
     <w:tmpl w:val="040E001F"/>
@@ -8249,7 +8429,7 @@
       </w:pPr>
     </w:lvl>
   </w:abstractNum>
-  <w:abstractNum w:abstractNumId="40" w15:restartNumberingAfterBreak="0">
+  <w:abstractNum w:abstractNumId="41" w15:restartNumberingAfterBreak="0">
     <w:nsid w:val="76334AFA"/>
     <w:multiLevelType w:val="hybridMultilevel"/>
     <w:tmpl w:val="1A4C420C"/>
@@ -8362,7 +8542,7 @@
       </w:rPr>
     </w:lvl>
   </w:abstractNum>
-  <w:abstractNum w:abstractNumId="41" w15:restartNumberingAfterBreak="0">
+  <w:abstractNum w:abstractNumId="42" w15:restartNumberingAfterBreak="0">
     <w:nsid w:val="7CD676BB"/>
     <w:multiLevelType w:val="hybridMultilevel"/>
     <w:tmpl w:val="CF22D4F6"/>
@@ -8448,7 +8628,7 @@
       </w:pPr>
     </w:lvl>
   </w:abstractNum>
-  <w:abstractNum w:abstractNumId="42" w15:restartNumberingAfterBreak="0">
+  <w:abstractNum w:abstractNumId="43" w15:restartNumberingAfterBreak="0">
     <w:nsid w:val="7D7F394C"/>
     <w:multiLevelType w:val="hybridMultilevel"/>
     <w:tmpl w:val="8CA880A6"/>
@@ -8562,133 +8742,133 @@
     </w:lvl>
   </w:abstractNum>
   <w:num w:numId="1">
+    <w:abstractNumId w:val="26"/>
+  </w:num>
+  <w:num w:numId="2">
+    <w:abstractNumId w:val="7"/>
+  </w:num>
+  <w:num w:numId="3">
+    <w:abstractNumId w:val="13"/>
+  </w:num>
+  <w:num w:numId="4">
+    <w:abstractNumId w:val="14"/>
+  </w:num>
+  <w:num w:numId="5">
+    <w:abstractNumId w:val="5"/>
+  </w:num>
+  <w:num w:numId="6">
+    <w:abstractNumId w:val="32"/>
+  </w:num>
+  <w:num w:numId="7">
+    <w:abstractNumId w:val="27"/>
+  </w:num>
+  <w:num w:numId="8">
+    <w:abstractNumId w:val="20"/>
+  </w:num>
+  <w:num w:numId="9">
+    <w:abstractNumId w:val="34"/>
+  </w:num>
+  <w:num w:numId="10">
+    <w:abstractNumId w:val="29"/>
+  </w:num>
+  <w:num w:numId="11">
+    <w:abstractNumId w:val="15"/>
+  </w:num>
+  <w:num w:numId="12">
+    <w:abstractNumId w:val="16"/>
+  </w:num>
+  <w:num w:numId="13">
+    <w:abstractNumId w:val="24"/>
+  </w:num>
+  <w:num w:numId="14">
+    <w:abstractNumId w:val="37"/>
+  </w:num>
+  <w:num w:numId="15">
+    <w:abstractNumId w:val="30"/>
+  </w:num>
+  <w:num w:numId="16">
+    <w:abstractNumId w:val="21"/>
+  </w:num>
+  <w:num w:numId="17">
+    <w:abstractNumId w:val="18"/>
+  </w:num>
+  <w:num w:numId="18">
+    <w:abstractNumId w:val="9"/>
+  </w:num>
+  <w:num w:numId="19">
+    <w:abstractNumId w:val="11"/>
+  </w:num>
+  <w:num w:numId="20">
+    <w:abstractNumId w:val="28"/>
+  </w:num>
+  <w:num w:numId="21">
+    <w:abstractNumId w:val="10"/>
+  </w:num>
+  <w:num w:numId="22">
+    <w:abstractNumId w:val="12"/>
+  </w:num>
+  <w:num w:numId="23">
+    <w:abstractNumId w:val="43"/>
+  </w:num>
+  <w:num w:numId="24">
+    <w:abstractNumId w:val="36"/>
+  </w:num>
+  <w:num w:numId="25">
+    <w:abstractNumId w:val="23"/>
+  </w:num>
+  <w:num w:numId="26">
+    <w:abstractNumId w:val="19"/>
+  </w:num>
+  <w:num w:numId="27">
+    <w:abstractNumId w:val="8"/>
+  </w:num>
+  <w:num w:numId="28">
     <w:abstractNumId w:val="25"/>
   </w:num>
-  <w:num w:numId="2">
+  <w:num w:numId="29">
     <w:abstractNumId w:val="6"/>
-  </w:num>
-  <w:num w:numId="3">
-    <w:abstractNumId w:val="12"/>
-  </w:num>
-  <w:num w:numId="4">
-    <w:abstractNumId w:val="13"/>
-  </w:num>
-  <w:num w:numId="5">
-    <w:abstractNumId w:val="4"/>
-  </w:num>
-  <w:num w:numId="6">
-    <w:abstractNumId w:val="31"/>
-  </w:num>
-  <w:num w:numId="7">
-    <w:abstractNumId w:val="26"/>
-  </w:num>
-  <w:num w:numId="8">
-    <w:abstractNumId w:val="19"/>
-  </w:num>
-  <w:num w:numId="9">
-    <w:abstractNumId w:val="33"/>
-  </w:num>
-  <w:num w:numId="10">
-    <w:abstractNumId w:val="28"/>
-  </w:num>
-  <w:num w:numId="11">
-    <w:abstractNumId w:val="14"/>
-  </w:num>
-  <w:num w:numId="12">
-    <w:abstractNumId w:val="15"/>
-  </w:num>
-  <w:num w:numId="13">
-    <w:abstractNumId w:val="23"/>
-  </w:num>
-  <w:num w:numId="14">
-    <w:abstractNumId w:val="36"/>
-  </w:num>
-  <w:num w:numId="15">
-    <w:abstractNumId w:val="29"/>
-  </w:num>
-  <w:num w:numId="16">
-    <w:abstractNumId w:val="20"/>
-  </w:num>
-  <w:num w:numId="17">
-    <w:abstractNumId w:val="17"/>
-  </w:num>
-  <w:num w:numId="18">
-    <w:abstractNumId w:val="8"/>
-  </w:num>
-  <w:num w:numId="19">
-    <w:abstractNumId w:val="10"/>
-  </w:num>
-  <w:num w:numId="20">
-    <w:abstractNumId w:val="27"/>
-  </w:num>
-  <w:num w:numId="21">
-    <w:abstractNumId w:val="9"/>
-  </w:num>
-  <w:num w:numId="22">
-    <w:abstractNumId w:val="11"/>
-  </w:num>
-  <w:num w:numId="23">
-    <w:abstractNumId w:val="42"/>
-  </w:num>
-  <w:num w:numId="24">
-    <w:abstractNumId w:val="35"/>
-  </w:num>
-  <w:num w:numId="25">
-    <w:abstractNumId w:val="22"/>
-  </w:num>
-  <w:num w:numId="26">
-    <w:abstractNumId w:val="18"/>
-  </w:num>
-  <w:num w:numId="27">
-    <w:abstractNumId w:val="7"/>
-  </w:num>
-  <w:num w:numId="28">
-    <w:abstractNumId w:val="24"/>
-  </w:num>
-  <w:num w:numId="29">
-    <w:abstractNumId w:val="5"/>
   </w:num>
   <w:num w:numId="30">
     <w:abstractNumId w:val="1"/>
   </w:num>
   <w:num w:numId="31">
-    <w:abstractNumId w:val="41"/>
+    <w:abstractNumId w:val="42"/>
   </w:num>
   <w:num w:numId="32">
     <w:abstractNumId w:val="2"/>
   </w:num>
   <w:num w:numId="33">
-    <w:abstractNumId w:val="39"/>
+    <w:abstractNumId w:val="40"/>
   </w:num>
   <w:num w:numId="34">
     <w:abstractNumId w:val="0"/>
   </w:num>
   <w:num w:numId="35">
-    <w:abstractNumId w:val="30"/>
+    <w:abstractNumId w:val="31"/>
   </w:num>
   <w:num w:numId="36">
-    <w:abstractNumId w:val="37"/>
+    <w:abstractNumId w:val="38"/>
   </w:num>
   <w:num w:numId="37">
-    <w:abstractNumId w:val="40"/>
+    <w:abstractNumId w:val="41"/>
   </w:num>
   <w:num w:numId="38">
-    <w:abstractNumId w:val="32"/>
+    <w:abstractNumId w:val="33"/>
   </w:num>
   <w:num w:numId="39">
-    <w:abstractNumId w:val="34"/>
+    <w:abstractNumId w:val="35"/>
   </w:num>
   <w:num w:numId="40">
-    <w:abstractNumId w:val="21"/>
+    <w:abstractNumId w:val="22"/>
   </w:num>
   <w:num w:numId="41">
-    <w:abstractNumId w:val="16"/>
+    <w:abstractNumId w:val="17"/>
   </w:num>
   <w:num w:numId="42">
-    <w:abstractNumId w:val="38"/>
+    <w:abstractNumId w:val="39"/>
   </w:num>
   <w:num w:numId="43">
-    <w:abstractNumId w:val="38"/>
+    <w:abstractNumId w:val="39"/>
     <w:lvlOverride w:ilvl="0"/>
     <w:lvlOverride w:ilvl="1">
       <w:startOverride w:val="1"/>
@@ -8716,6 +8896,9 @@
     </w:lvlOverride>
   </w:num>
   <w:num w:numId="44">
+    <w:abstractNumId w:val="4"/>
+  </w:num>
+  <w:num w:numId="45">
     <w:abstractNumId w:val="3"/>
   </w:num>
 </w:numbering>
@@ -9847,6 +10030,17 @@
       <w:szCs w:val="21"/>
     </w:rPr>
   </w:style>
+  <w:style w:type="character" w:styleId="Kiemels2">
+    <w:name w:val="Strong"/>
+    <w:basedOn w:val="Bekezdsalapbettpusa"/>
+    <w:uiPriority w:val="22"/>
+    <w:qFormat/>
+    <w:rsid w:val="00357F68"/>
+    <w:rPr>
+      <w:b/>
+      <w:bCs/>
+    </w:rPr>
+  </w:style>
 </w:styles>
 </file>
 
@@ -10112,6 +10306,25 @@
 </file>
 
 <file path=customXml/item1.xml><?xml version="1.0" encoding="utf-8"?>
+<b:Sources xmlns:b="http://schemas.openxmlformats.org/officeDocument/2006/bibliography" xmlns="http://schemas.openxmlformats.org/officeDocument/2006/bibliography" SelectedStyle="\APASixthEditionOfficeOnline.xsl" StyleName="APA" Version="6"/>
+</file>
+
+<file path=customXml/item2.xml><?xml version="1.0" encoding="utf-8"?>
+<p:properties xmlns:p="http://schemas.microsoft.com/office/2006/metadata/properties" xmlns:xsi="http://www.w3.org/2001/XMLSchema-instance" xmlns:pc="http://schemas.microsoft.com/office/infopath/2007/PartnerControls">
+  <documentManagement/>
+</p:properties>
+</file>
+
+<file path=customXml/item3.xml><?xml version="1.0" encoding="utf-8"?>
+<?mso-contentType ?>
+<FormTemplates xmlns="http://schemas.microsoft.com/sharepoint/v3/contenttype/forms">
+  <Display>DocumentLibraryForm</Display>
+  <Edit>DocumentLibraryForm</Edit>
+  <New>DocumentLibraryForm</New>
+</FormTemplates>
+</file>
+
+<file path=customXml/item4.xml><?xml version="1.0" encoding="utf-8"?>
 <ct:contentTypeSchema xmlns:ct="http://schemas.microsoft.com/office/2006/metadata/contentType" xmlns:ma="http://schemas.microsoft.com/office/2006/metadata/properties/metaAttributes" ct:_="" ma:_="" ma:contentTypeName="Dokumentum" ma:contentTypeID="0x010100B9D2F7562161DD4F958C04C796E707DA" ma:contentTypeVersion="3" ma:contentTypeDescription="Új dokumentum létrehozása." ma:contentTypeScope="" ma:versionID="bd2b0972942e46eb35ce49824d4474c6">
   <xsd:schema xmlns:xsd="http://www.w3.org/2001/XMLSchema" xmlns:xs="http://www.w3.org/2001/XMLSchema" xmlns:p="http://schemas.microsoft.com/office/2006/metadata/properties" xmlns:ns2="c2e2742b-fc91-46d2-bebb-c78b5b99ca55" targetNamespace="http://schemas.microsoft.com/office/2006/metadata/properties" ma:root="true" ma:fieldsID="61f55551ed0e42bd10a74640fc9c7f3e" ns2:_="">
     <xsd:import namespace="c2e2742b-fc91-46d2-bebb-c78b5b99ca55"/>
@@ -10249,26 +10462,32 @@
 </ct:contentTypeSchema>
 </file>
 
-<file path=customXml/item2.xml><?xml version="1.0" encoding="utf-8"?>
-<?mso-contentType ?>
-<FormTemplates xmlns="http://schemas.microsoft.com/sharepoint/v3/contenttype/forms">
-  <Display>DocumentLibraryForm</Display>
-  <Edit>DocumentLibraryForm</Edit>
-  <New>DocumentLibraryForm</New>
-</FormTemplates>
+<file path=customXml/itemProps1.xml><?xml version="1.0" encoding="utf-8"?>
+<ds:datastoreItem xmlns:ds="http://schemas.openxmlformats.org/officeDocument/2006/customXml" ds:itemID="{F839AD1B-FB67-4D51-8004-586AF02E5D15}">
+  <ds:schemaRefs>
+    <ds:schemaRef ds:uri="http://schemas.openxmlformats.org/officeDocument/2006/bibliography"/>
+  </ds:schemaRefs>
+</ds:datastoreItem>
 </file>
 
-<file path=customXml/item3.xml><?xml version="1.0" encoding="utf-8"?>
-<p:properties xmlns:p="http://schemas.microsoft.com/office/2006/metadata/properties" xmlns:xsi="http://www.w3.org/2001/XMLSchema-instance" xmlns:pc="http://schemas.microsoft.com/office/infopath/2007/PartnerControls">
-  <documentManagement/>
-</p:properties>
+<file path=customXml/itemProps2.xml><?xml version="1.0" encoding="utf-8"?>
+<ds:datastoreItem xmlns:ds="http://schemas.openxmlformats.org/officeDocument/2006/customXml" ds:itemID="{E9F24E3B-4FE4-431B-BED6-5A7F106EA9A6}">
+  <ds:schemaRefs>
+    <ds:schemaRef ds:uri="http://schemas.microsoft.com/office/2006/metadata/properties"/>
+    <ds:schemaRef ds:uri="http://schemas.microsoft.com/office/infopath/2007/PartnerControls"/>
+  </ds:schemaRefs>
+</ds:datastoreItem>
 </file>
 
-<file path=customXml/item4.xml><?xml version="1.0" encoding="utf-8"?>
-<b:Sources xmlns:b="http://schemas.openxmlformats.org/officeDocument/2006/bibliography" xmlns="http://schemas.openxmlformats.org/officeDocument/2006/bibliography" SelectedStyle="\APASixthEditionOfficeOnline.xsl" StyleName="APA" Version="6"/>
+<file path=customXml/itemProps3.xml><?xml version="1.0" encoding="utf-8"?>
+<ds:datastoreItem xmlns:ds="http://schemas.openxmlformats.org/officeDocument/2006/customXml" ds:itemID="{2B545961-399D-4965-B0ED-34DC07A75074}">
+  <ds:schemaRefs>
+    <ds:schemaRef ds:uri="http://schemas.microsoft.com/sharepoint/v3/contenttype/forms"/>
+  </ds:schemaRefs>
+</ds:datastoreItem>
 </file>
 
-<file path=customXml/itemProps1.xml><?xml version="1.0" encoding="utf-8"?>
+<file path=customXml/itemProps4.xml><?xml version="1.0" encoding="utf-8"?>
 <ds:datastoreItem xmlns:ds="http://schemas.openxmlformats.org/officeDocument/2006/customXml" ds:itemID="{E13BF793-EACC-4FA6-9956-1C58CFC96D02}">
   <ds:schemaRefs>
     <ds:schemaRef ds:uri="http://schemas.microsoft.com/office/2006/metadata/contentType"/>
@@ -10284,29 +10503,4 @@
     <ds:schemaRef ds:uri="http://schemas.microsoft.com/internal/obd"/>
   </ds:schemaRefs>
 </ds:datastoreItem>
-</file>
-
-<file path=customXml/itemProps2.xml><?xml version="1.0" encoding="utf-8"?>
-<ds:datastoreItem xmlns:ds="http://schemas.openxmlformats.org/officeDocument/2006/customXml" ds:itemID="{2B545961-399D-4965-B0ED-34DC07A75074}">
-  <ds:schemaRefs>
-    <ds:schemaRef ds:uri="http://schemas.microsoft.com/sharepoint/v3/contenttype/forms"/>
-  </ds:schemaRefs>
-</ds:datastoreItem>
-</file>
-
-<file path=customXml/itemProps3.xml><?xml version="1.0" encoding="utf-8"?>
-<ds:datastoreItem xmlns:ds="http://schemas.openxmlformats.org/officeDocument/2006/customXml" ds:itemID="{E9F24E3B-4FE4-431B-BED6-5A7F106EA9A6}">
-  <ds:schemaRefs>
-    <ds:schemaRef ds:uri="http://schemas.microsoft.com/office/2006/metadata/properties"/>
-    <ds:schemaRef ds:uri="http://schemas.microsoft.com/office/infopath/2007/PartnerControls"/>
-  </ds:schemaRefs>
-</ds:datastoreItem>
-</file>
-
-<file path=customXml/itemProps4.xml><?xml version="1.0" encoding="utf-8"?>
-<ds:datastoreItem xmlns:ds="http://schemas.openxmlformats.org/officeDocument/2006/customXml" ds:itemID="{F839AD1B-FB67-4D51-8004-586AF02E5D15}">
-  <ds:schemaRefs>
-    <ds:schemaRef ds:uri="http://schemas.openxmlformats.org/officeDocument/2006/bibliography"/>
-  </ds:schemaRefs>
-</ds:datastoreItem>
 </file>